--- a/docs/卫健局示范项目建议方案_概要版.docx
+++ b/docs/卫健局示范项目建议方案_概要版.docx
@@ -2,14 +2,6 @@
 <file path=word/document.xml><?xml version="1.0" encoding="utf-8"?>
 <w:document xmlns:w="http://schemas.openxmlformats.org/wordprocessingml/2006/main" xmlns:m="http://schemas.openxmlformats.org/officeDocument/2006/math" xmlns:r="http://schemas.openxmlformats.org/officeDocument/2006/relationships" xmlns:o="urn:schemas-microsoft-com:office:office" xmlns:v="urn:schemas-microsoft-com:vml" xmlns:w10="urn:schemas-microsoft-com:office:word" xmlns:a="http://schemas.openxmlformats.org/drawingml/2006/main" xmlns:pic="http://schemas.openxmlformats.org/drawingml/2006/picture" xmlns:wp="http://schemas.openxmlformats.org/drawingml/2006/wordprocessingDrawing">
   <w:body>
-    <w:p>
-      <w:pPr>
-        <w:pStyle w:val="Title"/>
-      </w:pPr>
-      <w:r>
-        <w:t xml:space="preserve">XX区筛查+居家康复慢病管理示范项目（概要版）</w:t>
-      </w:r>
-    </w:p>
     <w:bookmarkStart w:id="28" w:name="xx区筛查居家康复慢病管理示范项目概要版"/>
     <w:p>
       <w:pPr>
@@ -391,7 +383,7 @@
               <w:jc w:val="left"/>
             </w:pPr>
             <w:r>
-              <w:t xml:space="preserve">居家训练+六师共管</w:t>
+              <w:t xml:space="preserve">居家康复治疗仪+六师共管</w:t>
             </w:r>
           </w:p>
         </w:tc>
@@ -441,7 +433,7 @@
               <w:jc w:val="left"/>
             </w:pPr>
             <w:r>
-              <w:t xml:space="preserve">远程监护+运动处方</w:t>
+              <w:t xml:space="preserve">超声电治疗康复设备+远程指导</w:t>
             </w:r>
           </w:p>
         </w:tc>
@@ -770,13 +762,13 @@
       </w:r>
     </w:p>
     <w:bookmarkEnd w:id="23"/>
-    <w:bookmarkStart w:id="24" w:name="五钱怎么转关键设计"/>
+    <w:bookmarkStart w:id="24" w:name="五卫健局的钱怎么花资金模式"/>
     <w:p>
       <w:pPr>
         <w:pStyle w:val="Heading2"/>
       </w:pPr>
       <w:r>
-        <w:t xml:space="preserve">五、钱怎么转？（关键设计）</w:t>
+        <w:t xml:space="preserve">五、卫健局的钱怎么花？（资金模式）</w:t>
       </w:r>
     </w:p>
     <w:p>
@@ -787,7 +779,7 @@
         <w:rPr>
           <w:rStyle w:val="VerbatimChar"/>
         </w:rPr>
-        <w:t xml:space="preserve">卫健局/患者 → 圆爱康（统一收服务费）</w:t>
+        <w:t xml:space="preserve">卫健局专项经费</w:t>
       </w:r>
       <w:r>
         <w:br/>
@@ -805,7 +797,7 @@
         <w:rPr>
           <w:rStyle w:val="VerbatimChar"/>
         </w:rPr>
-        <w:t xml:space="preserve">圆爱康 → 医护劳务（月结，按例计算）</w:t>
+        <w:t xml:space="preserve">卫健局监管账户（统一收付，全程可查）</w:t>
       </w:r>
       <w:r>
         <w:br/>
@@ -814,7 +806,25 @@
         <w:rPr>
           <w:rStyle w:val="VerbatimChar"/>
         </w:rPr>
-        <w:t xml:space="preserve">圆爱康 → 医院管理费（按比例）</w:t>
+        <w:t xml:space="preserve">     ↓</w:t>
+      </w:r>
+      <w:r>
+        <w:br/>
+      </w:r>
+      <w:r>
+        <w:rPr>
+          <w:rStyle w:val="VerbatimChar"/>
+        </w:rPr>
+        <w:t xml:space="preserve">  ├── 服务提供方（圆爱康）→ 执行居家康复</w:t>
+      </w:r>
+      <w:r>
+        <w:br/>
+      </w:r>
+      <w:r>
+        <w:rPr>
+          <w:rStyle w:val="VerbatimChar"/>
+        </w:rPr>
+        <w:t xml:space="preserve">  └── 医院/社区（机构管理费）</w:t>
       </w:r>
     </w:p>
     <w:p>
@@ -826,25 +836,117 @@
           <w:bCs/>
           <w:b/>
         </w:rPr>
-        <w:t xml:space="preserve">为什么这样设计？</w:t>
-      </w:r>
-      <w:r>
-        <w:t xml:space="preserve"> </w:t>
-      </w:r>
-      <w:r>
-        <w:t xml:space="preserve">- 钱不进医院大账 → 出得来、结得快</w:t>
-      </w:r>
-      <w:r>
-        <w:t xml:space="preserve"> </w:t>
-      </w:r>
-      <w:r>
-        <w:t xml:space="preserve">- 医护做一例结算一例 → 动力够、积极性高</w:t>
-      </w:r>
-      <w:r>
-        <w:t xml:space="preserve"> </w:t>
-      </w:r>
-      <w:r>
-        <w:t xml:space="preserve">- 卫健局按服务效果付费 → 钱花得值、可量化</w:t>
+        <w:t xml:space="preserve">给卫健局的好处：</w:t>
+      </w:r>
+      <w:r>
+        <w:t xml:space="preserve"> </w:t>
+      </w:r>
+      <w:r>
+        <w:t xml:space="preserve">- ✅</w:t>
+      </w:r>
+      <w:r>
+        <w:t xml:space="preserve"> </w:t>
+      </w:r>
+      <w:r>
+        <w:rPr>
+          <w:bCs/>
+          <w:b/>
+        </w:rPr>
+        <w:t xml:space="preserve">按效果付费</w:t>
+      </w:r>
+      <w:r>
+        <w:t xml:space="preserve"> </w:t>
+      </w:r>
+      <w:r>
+        <w:t xml:space="preserve">— 做一例付一例，不做不付，不花冤枉钱</w:t>
+      </w:r>
+      <w:r>
+        <w:t xml:space="preserve"> </w:t>
+      </w:r>
+      <w:r>
+        <w:t xml:space="preserve">- ✅</w:t>
+      </w:r>
+      <w:r>
+        <w:t xml:space="preserve"> </w:t>
+      </w:r>
+      <w:r>
+        <w:rPr>
+          <w:bCs/>
+          <w:b/>
+        </w:rPr>
+        <w:t xml:space="preserve">钱不过医院大账</w:t>
+      </w:r>
+      <w:r>
+        <w:t xml:space="preserve"> </w:t>
+      </w:r>
+      <w:r>
+        <w:t xml:space="preserve">— 通过监管账户直付，避免资金出不来</w:t>
+      </w:r>
+      <w:r>
+        <w:t xml:space="preserve"> </w:t>
+      </w:r>
+      <w:r>
+        <w:t xml:space="preserve">- ✅</w:t>
+      </w:r>
+      <w:r>
+        <w:t xml:space="preserve"> </w:t>
+      </w:r>
+      <w:r>
+        <w:rPr>
+          <w:bCs/>
+          <w:b/>
+        </w:rPr>
+        <w:t xml:space="preserve">全区统一标准</w:t>
+      </w:r>
+      <w:r>
+        <w:t xml:space="preserve"> </w:t>
+      </w:r>
+      <w:r>
+        <w:t xml:space="preserve">— 价格透明，随时可审计</w:t>
+      </w:r>
+      <w:r>
+        <w:t xml:space="preserve"> </w:t>
+      </w:r>
+      <w:r>
+        <w:t xml:space="preserve">- ✅</w:t>
+      </w:r>
+      <w:r>
+        <w:t xml:space="preserve"> </w:t>
+      </w:r>
+      <w:r>
+        <w:rPr>
+          <w:bCs/>
+          <w:b/>
+        </w:rPr>
+        <w:t xml:space="preserve">零运营负担</w:t>
+      </w:r>
+      <w:r>
+        <w:t xml:space="preserve"> </w:t>
+      </w:r>
+      <w:r>
+        <w:t xml:space="preserve">— 只管考核监督，不管日常运营</w:t>
+      </w:r>
+      <w:r>
+        <w:t xml:space="preserve"> </w:t>
+      </w:r>
+      <w:r>
+        <w:t xml:space="preserve">- ✅</w:t>
+      </w:r>
+      <w:r>
+        <w:t xml:space="preserve"> </w:t>
+      </w:r>
+      <w:r>
+        <w:rPr>
+          <w:bCs/>
+          <w:b/>
+        </w:rPr>
+        <w:t xml:space="preserve">数据可追溯</w:t>
+      </w:r>
+      <w:r>
+        <w:t xml:space="preserve"> </w:t>
+      </w:r>
+      <w:r>
+        <w:t xml:space="preserve">— 每个患者的康复进度，卫健局可随时查看</w:t>
       </w:r>
     </w:p>
     <w:p>

--- a/docs/卫健局示范项目建议方案_概要版.docx
+++ b/docs/卫健局示范项目建议方案_概要版.docx
@@ -1513,7 +1513,7 @@
         <w:t xml:space="preserve"> </w:t>
       </w:r>
       <w:r>
-        <w:t xml:space="preserve">圆爱康健康科技（第三方服务机构）</w:t>
+        <w:t xml:space="preserve">广州圆爱康生物科技有限公司（第三方服务机构）</w:t>
       </w:r>
       <w:r>
         <w:t xml:space="preserve"> </w:t>

--- a/docs/卫健局示范项目建议方案_概要版.docx
+++ b/docs/卫健局示范项目建议方案_概要版.docx
@@ -1500,7 +1500,11 @@
     </w:p>
     <w:p>
       <w:pPr>
-        <w:pStyle w:val="BlockText"/>
+        <w:numPr>
+          <w:ilvl w:val="0"/>
+          <w:numId w:val="1002"/>
+        </w:numPr>
+        <w:pStyle w:val="Compact"/>
       </w:pPr>
       <w:r>
         <w:rPr>
@@ -1515,9 +1519,15 @@
       <w:r>
         <w:t xml:space="preserve">广州圆爱康生物科技有限公司（第三方服务机构）</w:t>
       </w:r>
-      <w:r>
-        <w:t xml:space="preserve"> </w:t>
-      </w:r>
+    </w:p>
+    <w:p>
+      <w:pPr>
+        <w:numPr>
+          <w:ilvl w:val="0"/>
+          <w:numId w:val="1002"/>
+        </w:numPr>
+        <w:pStyle w:val="Compact"/>
+      </w:pPr>
       <w:r>
         <w:rPr>
           <w:bCs/>
@@ -1531,9 +1541,15 @@
       <w:r>
         <w:t xml:space="preserve">居家康复服务提供商，赋能医疗机构，不派人驻场，不分成模式</w:t>
       </w:r>
-      <w:r>
-        <w:t xml:space="preserve"> </w:t>
-      </w:r>
+    </w:p>
+    <w:p>
+      <w:pPr>
+        <w:numPr>
+          <w:ilvl w:val="0"/>
+          <w:numId w:val="1002"/>
+        </w:numPr>
+        <w:pStyle w:val="Compact"/>
+      </w:pPr>
       <w:r>
         <w:rPr>
           <w:bCs/>
@@ -1748,6 +1764,9 @@
     <w:abstractNumId w:val="990"/>
   </w:num>
   <w:num w:numId="1001">
+    <w:abstractNumId w:val="991"/>
+  </w:num>
+  <w:num w:numId="1002">
     <w:abstractNumId w:val="991"/>
   </w:num>
 </w:numbering>

--- a/docs/卫健局示范项目建议方案_概要版.docx
+++ b/docs/卫健局示范项目建议方案_概要版.docx
@@ -762,13 +762,13 @@
       </w:r>
     </w:p>
     <w:bookmarkEnd w:id="23"/>
-    <w:bookmarkStart w:id="24" w:name="五卫健局的钱怎么花资金模式"/>
+    <w:bookmarkStart w:id="24" w:name="五卫健局的钱怎么花专项债资金路径"/>
     <w:p>
       <w:pPr>
         <w:pStyle w:val="Heading2"/>
       </w:pPr>
       <w:r>
-        <w:t xml:space="preserve">五、卫健局的钱怎么花？（资金模式）</w:t>
+        <w:t xml:space="preserve">五、卫健局的钱怎么花？（专项债资金路径）</w:t>
       </w:r>
     </w:p>
     <w:p>
@@ -779,7 +779,7 @@
         <w:rPr>
           <w:rStyle w:val="VerbatimChar"/>
         </w:rPr>
-        <w:t xml:space="preserve">卫健局专项经费</w:t>
+        <w:t xml:space="preserve">              专项债（卫健局申请）</w:t>
       </w:r>
       <w:r>
         <w:br/>
@@ -788,7 +788,7 @@
         <w:rPr>
           <w:rStyle w:val="VerbatimChar"/>
         </w:rPr>
-        <w:t xml:space="preserve">     ↓</w:t>
+        <w:t xml:space="preserve">                    │</w:t>
       </w:r>
       <w:r>
         <w:br/>
@@ -797,7 +797,7 @@
         <w:rPr>
           <w:rStyle w:val="VerbatimChar"/>
         </w:rPr>
-        <w:t xml:space="preserve">卫健局监管账户（统一收付，全程可查）</w:t>
+        <w:t xml:space="preserve">                    ▼</w:t>
       </w:r>
       <w:r>
         <w:br/>
@@ -806,7 +806,7 @@
         <w:rPr>
           <w:rStyle w:val="VerbatimChar"/>
         </w:rPr>
-        <w:t xml:space="preserve">     ↓</w:t>
+        <w:t xml:space="preserve">         ┌────────────────────────┐</w:t>
       </w:r>
       <w:r>
         <w:br/>
@@ -815,7 +815,7 @@
         <w:rPr>
           <w:rStyle w:val="VerbatimChar"/>
         </w:rPr>
-        <w:t xml:space="preserve">  ├── 服务提供方（圆爱康）→ 执行居家康复</w:t>
+        <w:t xml:space="preserve">         │    专项债资金池        │</w:t>
       </w:r>
       <w:r>
         <w:br/>
@@ -824,7 +824,79 @@
         <w:rPr>
           <w:rStyle w:val="VerbatimChar"/>
         </w:rPr>
-        <w:t xml:space="preserve">  └── 医院/社区（机构管理费）</w:t>
+        <w:t xml:space="preserve">         └────────┬───────────────┘</w:t>
+      </w:r>
+      <w:r>
+        <w:br/>
+      </w:r>
+      <w:r>
+        <w:rPr>
+          <w:rStyle w:val="VerbatimChar"/>
+        </w:rPr>
+        <w:t xml:space="preserve">                  │</w:t>
+      </w:r>
+      <w:r>
+        <w:br/>
+      </w:r>
+      <w:r>
+        <w:rPr>
+          <w:rStyle w:val="VerbatimChar"/>
+        </w:rPr>
+        <w:t xml:space="preserve">          ┌───────┴────────┐</w:t>
+      </w:r>
+      <w:r>
+        <w:br/>
+      </w:r>
+      <w:r>
+        <w:rPr>
+          <w:rStyle w:val="VerbatimChar"/>
+        </w:rPr>
+        <w:t xml:space="preserve">          ▼                 ▼</w:t>
+      </w:r>
+      <w:r>
+        <w:br/>
+      </w:r>
+      <w:r>
+        <w:rPr>
+          <w:rStyle w:val="VerbatimChar"/>
+        </w:rPr>
+        <w:t xml:space="preserve">  ┌─────────────┐   ┌──────────────┐</w:t>
+      </w:r>
+      <w:r>
+        <w:br/>
+      </w:r>
+      <w:r>
+        <w:rPr>
+          <w:rStyle w:val="VerbatimChar"/>
+        </w:rPr>
+        <w:t xml:space="preserve">  │ ① 购买设备   │   │ ② 购买服务    │</w:t>
+      </w:r>
+      <w:r>
+        <w:br/>
+      </w:r>
+      <w:r>
+        <w:rPr>
+          <w:rStyle w:val="VerbatimChar"/>
+        </w:rPr>
+        <w:t xml:space="preserve">  │ 一次性采购    │   │ 按例/按周期结算 │</w:t>
+      </w:r>
+      <w:r>
+        <w:br/>
+      </w:r>
+      <w:r>
+        <w:rPr>
+          <w:rStyle w:val="VerbatimChar"/>
+        </w:rPr>
+        <w:t xml:space="preserve">  │ 资产归卫健局  │   │ 圆爱康提供服务  │</w:t>
+      </w:r>
+      <w:r>
+        <w:br/>
+      </w:r>
+      <w:r>
+        <w:rPr>
+          <w:rStyle w:val="VerbatimChar"/>
+        </w:rPr>
+        <w:t xml:space="preserve">  └─────────────┘   └──────────────┘</w:t>
       </w:r>
     </w:p>
     <w:p>
@@ -836,13 +908,13 @@
           <w:bCs/>
           <w:b/>
         </w:rPr>
-        <w:t xml:space="preserve">给卫健局的好处：</w:t>
-      </w:r>
-      <w:r>
-        <w:t xml:space="preserve"> </w:t>
-      </w:r>
-      <w:r>
-        <w:t xml:space="preserve">- ✅</w:t>
+        <w:t xml:space="preserve">核心创新：两条资金线，设备+服务分开走</w:t>
+      </w:r>
+      <w:r>
+        <w:t xml:space="preserve"> </w:t>
+      </w:r>
+      <w:r>
+        <w:t xml:space="preserve">-</w:t>
       </w:r>
       <w:r>
         <w:t xml:space="preserve"> </w:t>
@@ -852,19 +924,16 @@
           <w:bCs/>
           <w:b/>
         </w:rPr>
-        <w:t xml:space="preserve">按效果付费</w:t>
-      </w:r>
-      <w:r>
-        <w:t xml:space="preserve"> </w:t>
-      </w:r>
-      <w:r>
-        <w:t xml:space="preserve">— 做一例付一例，不做不付，不花冤枉钱</w:t>
-      </w:r>
-      <w:r>
-        <w:t xml:space="preserve"> </w:t>
-      </w:r>
-      <w:r>
-        <w:t xml:space="preserve">- ✅</w:t>
+        <w:t xml:space="preserve">设备线</w:t>
+      </w:r>
+      <w:r>
+        <w:t xml:space="preserve">（一次性）：专项债→买设备→配置到社区/医院</w:t>
+      </w:r>
+      <w:r>
+        <w:t xml:space="preserve"> </w:t>
+      </w:r>
+      <w:r>
+        <w:t xml:space="preserve">-</w:t>
       </w:r>
       <w:r>
         <w:t xml:space="preserve"> </w:t>
@@ -874,35 +943,22 @@
           <w:bCs/>
           <w:b/>
         </w:rPr>
-        <w:t xml:space="preserve">钱不过医院大账</w:t>
-      </w:r>
-      <w:r>
-        <w:t xml:space="preserve"> </w:t>
-      </w:r>
-      <w:r>
-        <w:t xml:space="preserve">— 通过监管账户直付，避免资金出不来</w:t>
-      </w:r>
-      <w:r>
-        <w:t xml:space="preserve"> </w:t>
-      </w:r>
-      <w:r>
-        <w:t xml:space="preserve">- ✅</w:t>
-      </w:r>
-      <w:r>
-        <w:t xml:space="preserve"> </w:t>
-      </w:r>
+        <w:t xml:space="preserve">服务线</w:t>
+      </w:r>
+      <w:r>
+        <w:t xml:space="preserve">（持续性）：专项债→按效果买服务→患者享受居家康复</w:t>
+      </w:r>
+    </w:p>
+    <w:p>
+      <w:pPr>
+        <w:pStyle w:val="BodyText"/>
+      </w:pPr>
       <w:r>
         <w:rPr>
           <w:bCs/>
           <w:b/>
         </w:rPr>
-        <w:t xml:space="preserve">全区统一标准</w:t>
-      </w:r>
-      <w:r>
-        <w:t xml:space="preserve"> </w:t>
-      </w:r>
-      <w:r>
-        <w:t xml:space="preserve">— 价格透明，随时可审计</w:t>
+        <w:t xml:space="preserve">给卫健局的好处：</w:t>
       </w:r>
       <w:r>
         <w:t xml:space="preserve"> </w:t>
@@ -918,13 +974,13 @@
           <w:bCs/>
           <w:b/>
         </w:rPr>
-        <w:t xml:space="preserve">零运营负担</w:t>
-      </w:r>
-      <w:r>
-        <w:t xml:space="preserve"> </w:t>
-      </w:r>
-      <w:r>
-        <w:t xml:space="preserve">— 只管考核监督，不管日常运营</w:t>
+        <w:t xml:space="preserve">按效果付费</w:t>
+      </w:r>
+      <w:r>
+        <w:t xml:space="preserve"> </w:t>
+      </w:r>
+      <w:r>
+        <w:t xml:space="preserve">— 做一例付一例，不做不付</w:t>
       </w:r>
       <w:r>
         <w:t xml:space="preserve"> </w:t>
@@ -940,13 +996,79 @@
           <w:bCs/>
           <w:b/>
         </w:rPr>
+        <w:t xml:space="preserve">专款专用</w:t>
+      </w:r>
+      <w:r>
+        <w:t xml:space="preserve"> </w:t>
+      </w:r>
+      <w:r>
+        <w:t xml:space="preserve">— 不占当年预算指标，流程简化</w:t>
+      </w:r>
+      <w:r>
+        <w:t xml:space="preserve"> </w:t>
+      </w:r>
+      <w:r>
+        <w:t xml:space="preserve">- ✅</w:t>
+      </w:r>
+      <w:r>
+        <w:t xml:space="preserve"> </w:t>
+      </w:r>
+      <w:r>
+        <w:rPr>
+          <w:bCs/>
+          <w:b/>
+        </w:rPr>
+        <w:t xml:space="preserve">设备+服务捆绑</w:t>
+      </w:r>
+      <w:r>
+        <w:t xml:space="preserve"> </w:t>
+      </w:r>
+      <w:r>
+        <w:t xml:space="preserve">— 买了就用、用了见效，不闲置</w:t>
+      </w:r>
+      <w:r>
+        <w:t xml:space="preserve"> </w:t>
+      </w:r>
+      <w:r>
+        <w:t xml:space="preserve">- ✅</w:t>
+      </w:r>
+      <w:r>
+        <w:t xml:space="preserve"> </w:t>
+      </w:r>
+      <w:r>
+        <w:rPr>
+          <w:bCs/>
+          <w:b/>
+        </w:rPr>
+        <w:t xml:space="preserve">钱不走医院大账</w:t>
+      </w:r>
+      <w:r>
+        <w:t xml:space="preserve"> </w:t>
+      </w:r>
+      <w:r>
+        <w:t xml:space="preserve">— 通过专户直付，避免基层钱出不来</w:t>
+      </w:r>
+      <w:r>
+        <w:t xml:space="preserve"> </w:t>
+      </w:r>
+      <w:r>
+        <w:t xml:space="preserve">- ✅</w:t>
+      </w:r>
+      <w:r>
+        <w:t xml:space="preserve"> </w:t>
+      </w:r>
+      <w:r>
+        <w:rPr>
+          <w:bCs/>
+          <w:b/>
+        </w:rPr>
         <w:t xml:space="preserve">数据可追溯</w:t>
       </w:r>
       <w:r>
         <w:t xml:space="preserve"> </w:t>
       </w:r>
       <w:r>
-        <w:t xml:space="preserve">— 每个患者的康复进度，卫健局可随时查看</w:t>
+        <w:t xml:space="preserve">— 每个患者的康复进度，卫健局随时查看</w:t>
       </w:r>
     </w:p>
     <w:p>

--- a/docs/卫健局示范项目建议方案_概要版.docx
+++ b/docs/卫健局示范项目建议方案_概要版.docx
@@ -762,13 +762,13 @@
       </w:r>
     </w:p>
     <w:bookmarkEnd w:id="23"/>
-    <w:bookmarkStart w:id="24" w:name="五卫健局的钱怎么花专项债资金路径"/>
+    <w:bookmarkStart w:id="24" w:name="五卫健局的钱怎么花资金模式"/>
     <w:p>
       <w:pPr>
         <w:pStyle w:val="Heading2"/>
       </w:pPr>
       <w:r>
-        <w:t xml:space="preserve">五、卫健局的钱怎么花？（专项债资金路径）</w:t>
+        <w:t xml:space="preserve">五、卫健局的钱怎么花？（资金模式）</w:t>
       </w:r>
     </w:p>
     <w:p>
@@ -779,7 +779,7 @@
         <w:rPr>
           <w:rStyle w:val="VerbatimChar"/>
         </w:rPr>
-        <w:t xml:space="preserve">              专项债（卫健局申请）</w:t>
+        <w:t xml:space="preserve">卫健局专项经费</w:t>
       </w:r>
       <w:r>
         <w:br/>
@@ -788,7 +788,7 @@
         <w:rPr>
           <w:rStyle w:val="VerbatimChar"/>
         </w:rPr>
-        <w:t xml:space="preserve">                    │</w:t>
+        <w:t xml:space="preserve">     ↓</w:t>
       </w:r>
       <w:r>
         <w:br/>
@@ -797,7 +797,7 @@
         <w:rPr>
           <w:rStyle w:val="VerbatimChar"/>
         </w:rPr>
-        <w:t xml:space="preserve">                    ▼</w:t>
+        <w:t xml:space="preserve">卫健局监管账户（统一收付，全程可查）</w:t>
       </w:r>
       <w:r>
         <w:br/>
@@ -806,7 +806,7 @@
         <w:rPr>
           <w:rStyle w:val="VerbatimChar"/>
         </w:rPr>
-        <w:t xml:space="preserve">         ┌────────────────────────┐</w:t>
+        <w:t xml:space="preserve">     ↓</w:t>
       </w:r>
       <w:r>
         <w:br/>
@@ -815,7 +815,7 @@
         <w:rPr>
           <w:rStyle w:val="VerbatimChar"/>
         </w:rPr>
-        <w:t xml:space="preserve">         │    专项债资金池        │</w:t>
+        <w:t xml:space="preserve">  ├── 服务提供方（圆爱康）→ 执行居家康复</w:t>
       </w:r>
       <w:r>
         <w:br/>
@@ -824,79 +824,7 @@
         <w:rPr>
           <w:rStyle w:val="VerbatimChar"/>
         </w:rPr>
-        <w:t xml:space="preserve">         └────────┬───────────────┘</w:t>
-      </w:r>
-      <w:r>
-        <w:br/>
-      </w:r>
-      <w:r>
-        <w:rPr>
-          <w:rStyle w:val="VerbatimChar"/>
-        </w:rPr>
-        <w:t xml:space="preserve">                  │</w:t>
-      </w:r>
-      <w:r>
-        <w:br/>
-      </w:r>
-      <w:r>
-        <w:rPr>
-          <w:rStyle w:val="VerbatimChar"/>
-        </w:rPr>
-        <w:t xml:space="preserve">          ┌───────┴────────┐</w:t>
-      </w:r>
-      <w:r>
-        <w:br/>
-      </w:r>
-      <w:r>
-        <w:rPr>
-          <w:rStyle w:val="VerbatimChar"/>
-        </w:rPr>
-        <w:t xml:space="preserve">          ▼                 ▼</w:t>
-      </w:r>
-      <w:r>
-        <w:br/>
-      </w:r>
-      <w:r>
-        <w:rPr>
-          <w:rStyle w:val="VerbatimChar"/>
-        </w:rPr>
-        <w:t xml:space="preserve">  ┌─────────────┐   ┌──────────────┐</w:t>
-      </w:r>
-      <w:r>
-        <w:br/>
-      </w:r>
-      <w:r>
-        <w:rPr>
-          <w:rStyle w:val="VerbatimChar"/>
-        </w:rPr>
-        <w:t xml:space="preserve">  │ ① 购买设备   │   │ ② 购买服务    │</w:t>
-      </w:r>
-      <w:r>
-        <w:br/>
-      </w:r>
-      <w:r>
-        <w:rPr>
-          <w:rStyle w:val="VerbatimChar"/>
-        </w:rPr>
-        <w:t xml:space="preserve">  │ 一次性采购    │   │ 按例/按周期结算 │</w:t>
-      </w:r>
-      <w:r>
-        <w:br/>
-      </w:r>
-      <w:r>
-        <w:rPr>
-          <w:rStyle w:val="VerbatimChar"/>
-        </w:rPr>
-        <w:t xml:space="preserve">  │ 资产归卫健局  │   │ 圆爱康提供服务  │</w:t>
-      </w:r>
-      <w:r>
-        <w:br/>
-      </w:r>
-      <w:r>
-        <w:rPr>
-          <w:rStyle w:val="VerbatimChar"/>
-        </w:rPr>
-        <w:t xml:space="preserve">  └─────────────┘   └──────────────┘</w:t>
+        <w:t xml:space="preserve">  └── 医院/社区（机构管理费）</w:t>
       </w:r>
     </w:p>
     <w:p>
@@ -908,13 +836,13 @@
           <w:bCs/>
           <w:b/>
         </w:rPr>
-        <w:t xml:space="preserve">核心创新：两条资金线，设备+服务分开走</w:t>
-      </w:r>
-      <w:r>
-        <w:t xml:space="preserve"> </w:t>
-      </w:r>
-      <w:r>
-        <w:t xml:space="preserve">-</w:t>
+        <w:t xml:space="preserve">给卫健局的好处：</w:t>
+      </w:r>
+      <w:r>
+        <w:t xml:space="preserve"> </w:t>
+      </w:r>
+      <w:r>
+        <w:t xml:space="preserve">- ✅</w:t>
       </w:r>
       <w:r>
         <w:t xml:space="preserve"> </w:t>
@@ -924,16 +852,19 @@
           <w:bCs/>
           <w:b/>
         </w:rPr>
-        <w:t xml:space="preserve">设备线</w:t>
-      </w:r>
-      <w:r>
-        <w:t xml:space="preserve">（一次性）：专项债→买设备→配置到社区/医院</w:t>
-      </w:r>
-      <w:r>
-        <w:t xml:space="preserve"> </w:t>
-      </w:r>
-      <w:r>
-        <w:t xml:space="preserve">-</w:t>
+        <w:t xml:space="preserve">按效果付费</w:t>
+      </w:r>
+      <w:r>
+        <w:t xml:space="preserve"> </w:t>
+      </w:r>
+      <w:r>
+        <w:t xml:space="preserve">— 做一例付一例，不做不付，不花冤枉钱</w:t>
+      </w:r>
+      <w:r>
+        <w:t xml:space="preserve"> </w:t>
+      </w:r>
+      <w:r>
+        <w:t xml:space="preserve">- ✅</w:t>
       </w:r>
       <w:r>
         <w:t xml:space="preserve"> </w:t>
@@ -943,22 +874,35 @@
           <w:bCs/>
           <w:b/>
         </w:rPr>
-        <w:t xml:space="preserve">服务线</w:t>
-      </w:r>
-      <w:r>
-        <w:t xml:space="preserve">（持续性）：专项债→按效果买服务→患者享受居家康复</w:t>
-      </w:r>
-    </w:p>
-    <w:p>
-      <w:pPr>
-        <w:pStyle w:val="BodyText"/>
-      </w:pPr>
+        <w:t xml:space="preserve">钱不过医院大账</w:t>
+      </w:r>
+      <w:r>
+        <w:t xml:space="preserve"> </w:t>
+      </w:r>
+      <w:r>
+        <w:t xml:space="preserve">— 通过监管账户直付，避免资金出不来</w:t>
+      </w:r>
+      <w:r>
+        <w:t xml:space="preserve"> </w:t>
+      </w:r>
+      <w:r>
+        <w:t xml:space="preserve">- ✅</w:t>
+      </w:r>
+      <w:r>
+        <w:t xml:space="preserve"> </w:t>
+      </w:r>
       <w:r>
         <w:rPr>
           <w:bCs/>
           <w:b/>
         </w:rPr>
-        <w:t xml:space="preserve">给卫健局的好处：</w:t>
+        <w:t xml:space="preserve">全区统一标准</w:t>
+      </w:r>
+      <w:r>
+        <w:t xml:space="preserve"> </w:t>
+      </w:r>
+      <w:r>
+        <w:t xml:space="preserve">— 价格透明，随时可审计</w:t>
       </w:r>
       <w:r>
         <w:t xml:space="preserve"> </w:t>
@@ -974,13 +918,13 @@
           <w:bCs/>
           <w:b/>
         </w:rPr>
-        <w:t xml:space="preserve">按效果付费</w:t>
-      </w:r>
-      <w:r>
-        <w:t xml:space="preserve"> </w:t>
-      </w:r>
-      <w:r>
-        <w:t xml:space="preserve">— 做一例付一例，不做不付</w:t>
+        <w:t xml:space="preserve">零运营负担</w:t>
+      </w:r>
+      <w:r>
+        <w:t xml:space="preserve"> </w:t>
+      </w:r>
+      <w:r>
+        <w:t xml:space="preserve">— 只管考核监督，不管日常运营</w:t>
       </w:r>
       <w:r>
         <w:t xml:space="preserve"> </w:t>
@@ -996,79 +940,13 @@
           <w:bCs/>
           <w:b/>
         </w:rPr>
-        <w:t xml:space="preserve">专款专用</w:t>
-      </w:r>
-      <w:r>
-        <w:t xml:space="preserve"> </w:t>
-      </w:r>
-      <w:r>
-        <w:t xml:space="preserve">— 不占当年预算指标，流程简化</w:t>
-      </w:r>
-      <w:r>
-        <w:t xml:space="preserve"> </w:t>
-      </w:r>
-      <w:r>
-        <w:t xml:space="preserve">- ✅</w:t>
-      </w:r>
-      <w:r>
-        <w:t xml:space="preserve"> </w:t>
-      </w:r>
-      <w:r>
-        <w:rPr>
-          <w:bCs/>
-          <w:b/>
-        </w:rPr>
-        <w:t xml:space="preserve">设备+服务捆绑</w:t>
-      </w:r>
-      <w:r>
-        <w:t xml:space="preserve"> </w:t>
-      </w:r>
-      <w:r>
-        <w:t xml:space="preserve">— 买了就用、用了见效，不闲置</w:t>
-      </w:r>
-      <w:r>
-        <w:t xml:space="preserve"> </w:t>
-      </w:r>
-      <w:r>
-        <w:t xml:space="preserve">- ✅</w:t>
-      </w:r>
-      <w:r>
-        <w:t xml:space="preserve"> </w:t>
-      </w:r>
-      <w:r>
-        <w:rPr>
-          <w:bCs/>
-          <w:b/>
-        </w:rPr>
-        <w:t xml:space="preserve">钱不走医院大账</w:t>
-      </w:r>
-      <w:r>
-        <w:t xml:space="preserve"> </w:t>
-      </w:r>
-      <w:r>
-        <w:t xml:space="preserve">— 通过专户直付，避免基层钱出不来</w:t>
-      </w:r>
-      <w:r>
-        <w:t xml:space="preserve"> </w:t>
-      </w:r>
-      <w:r>
-        <w:t xml:space="preserve">- ✅</w:t>
-      </w:r>
-      <w:r>
-        <w:t xml:space="preserve"> </w:t>
-      </w:r>
-      <w:r>
-        <w:rPr>
-          <w:bCs/>
-          <w:b/>
-        </w:rPr>
         <w:t xml:space="preserve">数据可追溯</w:t>
       </w:r>
       <w:r>
         <w:t xml:space="preserve"> </w:t>
       </w:r>
       <w:r>
-        <w:t xml:space="preserve">— 每个患者的康复进度，卫健局随时查看</w:t>
+        <w:t xml:space="preserve">— 每个患者的康复进度，卫健局可随时查看</w:t>
       </w:r>
     </w:p>
     <w:p>
